--- a/data/Agreements EU-LAC_Joint Declaration on a Partnership Between the States Parties to the Framework Agreement of the Pacific Alliance and the European.docx
+++ b/data/Agreements EU-LAC_Joint Declaration on a Partnership Between the States Parties to the Framework Agreement of the Pacific Alliance and the European.docx
@@ -2,13 +2,13 @@
 <file path=word/document.xml><?xml version="1.0" encoding="utf-8"?>
 <w:document xmlns:w="http://schemas.openxmlformats.org/wordprocessingml/2006/main" xmlns:m="http://schemas.openxmlformats.org/officeDocument/2006/math" xmlns:r="http://schemas.openxmlformats.org/officeDocument/2006/relationships" xmlns:o="urn:schemas-microsoft-com:office:office" xmlns:v="urn:schemas-microsoft-com:vml" xmlns:w10="urn:schemas-microsoft-com:office:word" xmlns:a="http://schemas.openxmlformats.org/drawingml/2006/main" xmlns:pic="http://schemas.openxmlformats.org/drawingml/2006/picture" xmlns:wp="http://schemas.openxmlformats.org/drawingml/2006/wordprocessingDrawing">
   <w:body>
-    <w:bookmarkStart w:id="26" w:name="X4c705967d97f0efcb75df74fff1016ca95ba252"/>
+    <w:bookmarkStart w:id="26" w:name="X5e52f9e81dfcc381f7be44d50b5b87c0b3c24b4"/>
     <w:p>
       <w:pPr>
         <w:pStyle w:val="Heading1"/>
       </w:pPr>
       <w:r>
-        <w:t xml:space="preserve">EU Technical Assistance Programme for Mexico and Central America (2021-2025)</w:t>
+        <w:t xml:space="preserve">EU Policy &amp; Outreach Partnership Technical Assistance Programme in Mexico &amp; Central America (2021-2025)</w:t>
       </w:r>
     </w:p>
     <w:p>
@@ -23,7 +23,7 @@
         <w:t xml:space="preserve">Date</w:t>
       </w:r>
       <w:r>
-        <w:t xml:space="preserve">: 2021-05-15</w:t>
+        <w:t xml:space="preserve">: 2025-05-14</w:t>
       </w:r>
     </w:p>
     <w:p>
@@ -38,7 +38,7 @@
         <w:t xml:space="preserve">Location</w:t>
       </w:r>
       <w:r>
-        <w:t xml:space="preserve">: Mexico</w:t>
+        <w:t xml:space="preserve">: Mexico, Central America</w:t>
       </w:r>
     </w:p>
     <w:bookmarkStart w:id="20" w:name="executive-summary"/>
@@ -55,7 +55,7 @@
         <w:pStyle w:val="FirstParagraph"/>
       </w:pPr>
       <w:r>
-        <w:t xml:space="preserve">The EU Policy &amp; Outreach Partnership’s Technical Assistance Programme in Mexico and Central America (2021-2025) aims to enhance the EU’s public-diplomacy outreach and partnerships in the region. Funded by the European Union and implemented by the Organization of Ibero-American States (OEI), the program focuses on engaging diverse audiences, including business communities, decision-makers, influencers, and civil society. Key objectives include increasing the visibility of EU priorities, fostering mutual understanding, and establishing a robust stakeholder network for ongoing policy dialogue. Activities include forums on democracy and climate, cultural events, and workshops for various stakeholders. The project is aligned with Sustainable Development Goal 17, emphasizing partnerships.</w:t>
+        <w:t xml:space="preserve">The EU Policy &amp; Outreach Partnership Technical Assistance Programme (2021-2025), funded by the European Union and implemented by the Organization of Ibero-American States (OEI), aims to strengthen EU public diplomacy and partnerships in Mexico and Central America. The programme focuses on enhancing the EU’s engagement with key stakeholders—including business leaders, policymakers, influencers, and civil society—through strategic outreach, cultural activities, and policy dialogue. Key activities include forums on democracy and digital transformation, cultural events, workshops, and academic exchanges. The initiative seeks to increase the visibility of EU priorities, foster mutual trust, and build a sustainable stakeholder network, directly benefiting over 1,000 individuals and aligning with SDG 17 on partnerships.</w:t>
       </w:r>
     </w:p>
     <w:bookmarkEnd w:id="20"/>
@@ -77,14 +77,7 @@
         </w:numPr>
       </w:pPr>
       <w:r>
-        <w:rPr>
-          <w:b/>
-          <w:bCs/>
-        </w:rPr>
-        <w:t xml:space="preserve">Project Duration</w:t>
-      </w:r>
-      <w:r>
-        <w:t xml:space="preserve">: The technical assistance program runs from May 15, 2021, to May 14, 2025, lasting nearly 48 months.</w:t>
+        <w:t xml:space="preserve">EU-funded technical assistance programme (2021-2025) implemented by OEI to strengthen EU public-diplomacy and partnerships in Mexico and Central America.</w:t>
       </w:r>
     </w:p>
     <w:p>
@@ -96,14 +89,7 @@
         </w:numPr>
       </w:pPr>
       <w:r>
-        <w:rPr>
-          <w:b/>
-          <w:bCs/>
-        </w:rPr>
-        <w:t xml:space="preserve">Funding and Implementation</w:t>
-      </w:r>
-      <w:r>
-        <w:t xml:space="preserve">: Funded by the European Union and implemented by the Organization of Ibero-American States (OEI).</w:t>
+        <w:t xml:space="preserve">Aims to support EU policy implementation by enhancing engagement with business, decision-makers, influencers, and civil society through strategic outreach and cultural activities.</w:t>
       </w:r>
     </w:p>
     <w:p>
@@ -115,14 +101,7 @@
         </w:numPr>
       </w:pPr>
       <w:r>
-        <w:rPr>
-          <w:b/>
-          <w:bCs/>
-        </w:rPr>
-        <w:t xml:space="preserve">Objectives</w:t>
-      </w:r>
-      <w:r>
-        <w:t xml:space="preserve">: Aims to enhance EU public diplomacy and partnerships in Mexico and Central America, focusing on engagement with diverse audiences.</w:t>
+        <w:t xml:space="preserve">Focuses on increasing EU visibility, building mutual trust, and consolidating stakeholder networks for sustained policy dialogue.</w:t>
       </w:r>
     </w:p>
     <w:p>
@@ -134,52 +113,7 @@
         </w:numPr>
       </w:pPr>
       <w:r>
-        <w:rPr>
-          <w:b/>
-          <w:bCs/>
-        </w:rPr>
-        <w:t xml:space="preserve">Target Groups</w:t>
-      </w:r>
-      <w:r>
-        <w:t xml:space="preserve">: Engages business communities, decision-makers, influencers, and civil society actors to strengthen EU outreach.</w:t>
-      </w:r>
-    </w:p>
-    <w:p>
-      <w:pPr>
-        <w:pStyle w:val="Compact"/>
-        <w:numPr>
-          <w:ilvl w:val="0"/>
-          <w:numId w:val="1001"/>
-        </w:numPr>
-      </w:pPr>
-      <w:r>
-        <w:rPr>
-          <w:b/>
-          <w:bCs/>
-        </w:rPr>
-        <w:t xml:space="preserve">Expected Outcomes</w:t>
-      </w:r>
-      <w:r>
-        <w:t xml:space="preserve">: Seeks to improve visibility of EU priorities, foster mutual understanding, and establish a network for ongoing policy dialogue.</w:t>
-      </w:r>
-    </w:p>
-    <w:p>
-      <w:pPr>
-        <w:pStyle w:val="Compact"/>
-        <w:numPr>
-          <w:ilvl w:val="0"/>
-          <w:numId w:val="1001"/>
-        </w:numPr>
-      </w:pPr>
-      <w:r>
-        <w:rPr>
-          <w:b/>
-          <w:bCs/>
-        </w:rPr>
-        <w:t xml:space="preserve">Activities</w:t>
-      </w:r>
-      <w:r>
-        <w:t xml:space="preserve">: Includes forums, cultural events, workshops, and academic exchanges to promote shared values and collaboration.</w:t>
+        <w:t xml:space="preserve">Activities include forums on key themes, cultural events, workshops, and academic exchanges, aligned with SDG 17 (Partnerships).</w:t>
       </w:r>
     </w:p>
     <w:bookmarkEnd w:id="21"/>
@@ -249,7 +183,31 @@
               <w:pStyle w:val="Compact"/>
             </w:pPr>
             <w:r>
-              <w:t xml:space="preserve">European Union; Organisation of Ibero-American States</w:t>
+              <w:t xml:space="preserve">European Union; Organisation of Ibero-American States; Government Officials; Policy Level Representatives</w:t>
+            </w:r>
+          </w:p>
+        </w:tc>
+      </w:tr>
+      <w:tr>
+        <w:tc>
+          <w:tcPr/>
+          <w:p>
+            <w:pPr>
+              <w:pStyle w:val="Compact"/>
+            </w:pPr>
+            <w:r>
+              <w:t xml:space="preserve">Economic Actors</w:t>
+            </w:r>
+          </w:p>
+        </w:tc>
+        <w:tc>
+          <w:tcPr/>
+          <w:p>
+            <w:pPr>
+              <w:pStyle w:val="Compact"/>
+            </w:pPr>
+            <w:r>
+              <w:t xml:space="preserve">Industry Actors; Private Sector Representatives</w:t>
             </w:r>
           </w:p>
         </w:tc>
@@ -273,7 +231,31 @@
               <w:pStyle w:val="Compact"/>
             </w:pPr>
             <w:r>
-              <w:t xml:space="preserve">Civil-society and cultural actors</w:t>
+              <w:t xml:space="preserve">Civil Society Organisations; Non-governmental Institutions</w:t>
+            </w:r>
+          </w:p>
+        </w:tc>
+      </w:tr>
+      <w:tr>
+        <w:tc>
+          <w:tcPr/>
+          <w:p>
+            <w:pPr>
+              <w:pStyle w:val="Compact"/>
+            </w:pPr>
+            <w:r>
+              <w:t xml:space="preserve">Research and Innovation Actors</w:t>
+            </w:r>
+          </w:p>
+        </w:tc>
+        <w:tc>
+          <w:tcPr/>
+          <w:p>
+            <w:pPr>
+              <w:pStyle w:val="Compact"/>
+            </w:pPr>
+            <w:r>
+              <w:t xml:space="preserve">Academic Institutions; Universities; Researchers; Think-tanks</w:t>
             </w:r>
           </w:p>
         </w:tc>
@@ -292,7 +274,8 @@
     <w:tbl>
       <w:tblPr>
         <w:tblStyle w:val="Table"/>
-        <w:tblW w:type="auto" w:w="0"/>
+        <w:tblW w:type="pct" w:w="5000"/>
+        <w:tblLayout w:type="fixed"/>
         <w:tblLook w:firstRow="1" w:lastRow="0" w:firstColumn="0" w:lastColumn="0" w:noHBand="0" w:noVBand="0" w:val="0020"/>
       </w:tblPr>
       <w:tblGrid>
@@ -345,7 +328,31 @@
               <w:pStyle w:val="Compact"/>
             </w:pPr>
             <w:r>
-              <w:t xml:space="preserve">EU-LAC Digital Alliance</w:t>
+              <w:t xml:space="preserve">Digital &amp; Technological Partnerships; Bi-regional Cooperation</w:t>
+            </w:r>
+          </w:p>
+        </w:tc>
+      </w:tr>
+      <w:tr>
+        <w:tc>
+          <w:tcPr/>
+          <w:p>
+            <w:pPr>
+              <w:pStyle w:val="Compact"/>
+            </w:pPr>
+            <w:r>
+              <w:t xml:space="preserve">Digital Transformation &amp; Strategy</w:t>
+            </w:r>
+          </w:p>
+        </w:tc>
+        <w:tc>
+          <w:tcPr/>
+          <w:p>
+            <w:pPr>
+              <w:pStyle w:val="Compact"/>
+            </w:pPr>
+            <w:r>
+              <w:t xml:space="preserve">Digital Agenda</w:t>
             </w:r>
           </w:p>
         </w:tc>
@@ -370,7 +377,7 @@
         </w:numPr>
       </w:pPr>
       <w:r>
-        <w:t xml:space="preserve">EU Policy &amp; Outreach Partnership - Technical Assistance Programme in Mexico &amp; Central America (2021-2025) implemented by the Organization of Ibero-American States (OEI) with financing from the European Union.</w:t>
+        <w:t xml:space="preserve">The EU Policy &amp; Outreach Partnership - Technical Assistance Programme in Mexico &amp; Central America (2021-2025) is being implemented by the Organization of Ibero-American States (OEI) with EU financing, providing technical assistance to strengthen EU public-diplomacy outreach and partnerships in Mexico and Central America.</w:t>
       </w:r>
     </w:p>
     <w:p>
@@ -382,7 +389,7 @@
         </w:numPr>
       </w:pPr>
       <w:r>
-        <w:t xml:space="preserve">The programme aims to strengthen EU public-diplomacy outreach and partnerships in Mexico and Central America, supporting the implementation of EU policies and priorities.</w:t>
+        <w:t xml:space="preserve">The programme includes forums on democracy, digital transformation, climate, and inclusive growth as active initiatives.</w:t>
       </w:r>
     </w:p>
     <w:p>
@@ -394,7 +401,7 @@
         </w:numPr>
       </w:pPr>
       <w:r>
-        <w:t xml:space="preserve">Activities include forums on democracy, digital transformation, climate, and inclusive growth; cultural events showcasing shared values; workshops for journalists, policy-makers, and civil-society leaders; and academic exchanges and think-tank research collaboration.</w:t>
+        <w:t xml:space="preserve">It organizes cultural events (such as film, literature, and art) to showcase shared values between the EU and the region.</w:t>
       </w:r>
     </w:p>
     <w:p>
@@ -406,7 +413,31 @@
         </w:numPr>
       </w:pPr>
       <w:r>
-        <w:t xml:space="preserve">The project has a duration of 47 months and is expected to directly benefit over 1,000 individuals, aligning with SDG 17 - Partnerships.</w:t>
+        <w:t xml:space="preserve">Workshops are being conducted for journalists, policy-makers, and civil-society leaders to enhance engagement and understanding.</w:t>
+      </w:r>
+    </w:p>
+    <w:p>
+      <w:pPr>
+        <w:pStyle w:val="Compact"/>
+        <w:numPr>
+          <w:ilvl w:val="0"/>
+          <w:numId w:val="1002"/>
+        </w:numPr>
+      </w:pPr>
+      <w:r>
+        <w:t xml:space="preserve">The programme supports academic exchanges and think-tank research collaboration between the EU and regional partners.</w:t>
+      </w:r>
+    </w:p>
+    <w:p>
+      <w:pPr>
+        <w:pStyle w:val="Compact"/>
+        <w:numPr>
+          <w:ilvl w:val="0"/>
+          <w:numId w:val="1002"/>
+        </w:numPr>
+      </w:pPr>
+      <w:r>
+        <w:t xml:space="preserve">The project is funded by the European Union and directly benefits over 1,000 individuals, with implementation by OEI (Secretariat-General) from May 2021 to May 2025.</w:t>
       </w:r>
     </w:p>
     <w:bookmarkEnd w:id="24"/>
@@ -421,10 +452,26 @@
     </w:p>
     <w:p>
       <w:pPr>
-        <w:pStyle w:val="FirstParagraph"/>
-      </w:pPr>
-      <w:r>
-        <w:t xml:space="preserve">No specific quantifiable commitments or targets identified.</w:t>
+        <w:pStyle w:val="Compact"/>
+        <w:numPr>
+          <w:ilvl w:val="0"/>
+          <w:numId w:val="1003"/>
+        </w:numPr>
+      </w:pPr>
+      <w:r>
+        <w:t xml:space="preserve">Project period: 15 May 2021 - 14 May 2025 (47 months 29 days)</w:t>
+      </w:r>
+    </w:p>
+    <w:p>
+      <w:pPr>
+        <w:pStyle w:val="Compact"/>
+        <w:numPr>
+          <w:ilvl w:val="0"/>
+          <w:numId w:val="1003"/>
+        </w:numPr>
+      </w:pPr>
+      <w:r>
+        <w:t xml:space="preserve">Direct beneficiaries: &gt;1,000 individuals</w:t>
       </w:r>
     </w:p>
     <w:bookmarkEnd w:id="25"/>
@@ -649,6 +696,9 @@
     <w:abstractNumId w:val="991"/>
   </w:num>
   <w:num w:numId="1002">
+    <w:abstractNumId w:val="991"/>
+  </w:num>
+  <w:num w:numId="1003">
     <w:abstractNumId w:val="991"/>
   </w:num>
 </w:numbering>
